--- a/rapports/2026-06-06/EQ21/EQ21_sup_v2/DR_052101000015/83-23-68-90.docx
+++ b/rapports/2026-06-06/EQ21/EQ21_sup_v2/DR_052101000015/83-23-68-90.docx
@@ -297,7 +297,7 @@
           <w:color w:val="1F6FEB"/>
           <w:sz w:val="22"/>
         </w:rPr>
-        <w:t>⚠ INCOHÉRENCES À CORRIGER (52)</w:t>
+        <w:t>⚠ INCOHÉRENCES À CORRIGER (49)</w:t>
       </w:r>
     </w:p>
     <w:tbl>
@@ -814,7 +814,7 @@
                 <w:color w:val="16A34A"/>
                 <w:sz w:val="16"/>
               </w:rPr>
-              <w:t>—</w:t>
+              <w:t>s02q33, s01q00b</w:t>
             </w:r>
           </w:p>
         </w:tc>
@@ -845,7 +845,7 @@
                 <w:i w:val="0"/>
                 <w:sz w:val="17"/>
               </w:rPr>
-              <w:t>Incohérence!!! seulement les écoles privées paient les frais de scolarité (y compris les frais d'inscription).</w:t>
+              <w:t>Incoherent!!! La dernière fois que SADIO BALDE a  fréquenté l'école est 9999.</w:t>
             </w:r>
           </w:p>
         </w:tc>
@@ -968,7 +968,7 @@
                 <w:i w:val="0"/>
                 <w:sz w:val="16"/>
               </w:rPr>
-              <w:t>S02</w:t>
+              <w:t>S03</w:t>
               <w:br/>
             </w:r>
             <w:r>
@@ -978,7 +978,7 @@
                 <w:color w:val="64748B"/>
                 <w:sz w:val="14"/>
               </w:rPr>
-              <w:t>Éducation</w:t>
+              <w:t>Santé</w:t>
             </w:r>
           </w:p>
         </w:tc>
@@ -994,7 +994,7 @@
                 <w:color w:val="16A34A"/>
                 <w:sz w:val="16"/>
               </w:rPr>
-              <w:t>s02q33, s01q00b</w:t>
+              <w:t>—</w:t>
             </w:r>
           </w:p>
         </w:tc>
@@ -1025,7 +1025,7 @@
                 <w:i w:val="0"/>
                 <w:sz w:val="17"/>
               </w:rPr>
-              <w:t>Incoherent!!! La dernière fois que SADIO BALDE a  fréquenté l'école est 9999.</w:t>
+              <w:t>Avertissement!!! La distance parcourue (De 5 à moins de 10 Km) et le temps (De 15 à moins de 30 mn) donné par AWA BALDE semble incoherent pour accéder au lieu de la consultation.</w:t>
             </w:r>
           </w:p>
         </w:tc>
@@ -1115,7 +1115,7 @@
                 <w:i w:val="0"/>
                 <w:sz w:val="17"/>
               </w:rPr>
-              <w:t>Avertissement!!! La distance parcourue (De 5 à moins de 10 Km) et le temps (De 15 à moins de 30 mn) donné par AWA BALDE semble incoherent pour accéder au lieu de la consultation.</w:t>
+              <w:t>Avertissement!!! La distance parcourue (De 5 à moins de 10 Km) et le temps (De 15 à moins de 30 mn) donné par SAFIATOU MBALLO semble incoherent pour accéder au lieu de la consultation.</w:t>
             </w:r>
           </w:p>
         </w:tc>
@@ -1148,7 +1148,7 @@
                 <w:i w:val="0"/>
                 <w:sz w:val="16"/>
               </w:rPr>
-              <w:t>S03</w:t>
+              <w:t>S04</w:t>
               <w:br/>
             </w:r>
             <w:r>
@@ -1158,7 +1158,7 @@
                 <w:color w:val="64748B"/>
                 <w:sz w:val="14"/>
               </w:rPr>
-              <w:t>Santé</w:t>
+              <w:t>Emploi</w:t>
             </w:r>
           </w:p>
         </w:tc>
@@ -1174,7 +1174,7 @@
                 <w:color w:val="16A34A"/>
                 <w:sz w:val="16"/>
               </w:rPr>
-              <w:t>—</w:t>
+              <w:t>s01q49, s02q24, s04q37, s04q50, s01q00b</w:t>
             </w:r>
           </w:p>
         </w:tc>
@@ -1205,7 +1205,7 @@
                 <w:i w:val="0"/>
                 <w:sz w:val="17"/>
               </w:rPr>
-              <w:t>Avertissement!!! La distance parcourue (De 5 à moins de 10 Km) et le temps (De 15 à moins de 30 mn) donné par SAFIATOU MBALLO semble incoherent pour accéder au lieu de la consultation.</w:t>
+              <w:t>Incoherence! AWA BALDE a comme secteur institutionel Etat/Collectivité locale ou Entreprise Publique/Parapublique et dit n'avoir pas un bulletin de salaire, prière de corriger cette incoherence.</w:t>
             </w:r>
           </w:p>
         </w:tc>
@@ -1238,7 +1238,7 @@
                 <w:i w:val="0"/>
                 <w:sz w:val="16"/>
               </w:rPr>
-              <w:t>S04</w:t>
+              <w:t>S07</w:t>
               <w:br/>
             </w:r>
             <w:r>
@@ -1248,7 +1248,7 @@
                 <w:color w:val="64748B"/>
                 <w:sz w:val="14"/>
               </w:rPr>
-              <w:t>Emploi</w:t>
+              <w:t>Consommation alimentaire</w:t>
             </w:r>
           </w:p>
         </w:tc>
@@ -1264,7 +1264,7 @@
                 <w:color w:val="16A34A"/>
                 <w:sz w:val="16"/>
               </w:rPr>
-              <w:t>s01q49, s02q24, s04q37, s04q50, s01q00b</w:t>
+              <w:t>s00q27, s01q03a, s01q03b, s01q03c, s02q04, s03q14, s04q15, s04q16</w:t>
             </w:r>
           </w:p>
         </w:tc>
@@ -1295,7 +1295,7 @@
                 <w:i w:val="0"/>
                 <w:sz w:val="17"/>
               </w:rPr>
-              <w:t>Incoherence! AWA BALDE a comme secteur institutionel Etat/Collectivité locale ou Entreprise Publique/Parapublique et dit n'avoir pas un bulletin de salaire, prière de corriger cette incoherence.</w:t>
+              <w:t>Incohérence!! Dans ce ménage, chaque individus consomme par jour .9674286 Kg  de cereale; Prière de vérifier les quantités prises des produits cérealiers (de Riz local Gambiaka à Autres semoules de céréales) auprès du ménage ou confirmer avec le QG.</w:t>
             </w:r>
           </w:p>
         </w:tc>
@@ -1328,7 +1328,7 @@
                 <w:i w:val="0"/>
                 <w:sz w:val="16"/>
               </w:rPr>
-              <w:t>S07</w:t>
+              <w:t>S11</w:t>
               <w:br/>
             </w:r>
             <w:r>
@@ -1338,7 +1338,7 @@
                 <w:color w:val="64748B"/>
                 <w:sz w:val="14"/>
               </w:rPr>
-              <w:t>Consommation alimentaire</w:t>
+              <w:t>Logement / cadre de vie</w:t>
             </w:r>
           </w:p>
         </w:tc>
@@ -1354,7 +1354,7 @@
                 <w:color w:val="16A34A"/>
                 <w:sz w:val="16"/>
               </w:rPr>
-              <w:t>s00q27, s01q03a, s01q03b, s01q03c, s02q04, s03q14, s04q15, s04q16</w:t>
+              <w:t>s01q36, s01q38, s04q24, s02q13, s11q35a, s11q35b_code</w:t>
             </w:r>
           </w:p>
         </w:tc>
@@ -1385,7 +1385,7 @@
                 <w:i w:val="0"/>
                 <w:sz w:val="17"/>
               </w:rPr>
-              <w:t>Incohérence!! Dans ce ménage, chaque individus consomme par jour .9674286 Kg  de cereale; Prière de vérifier les quantités prises des produits cérealiers (de Riz local Gambiaka à Autres semoules de céréales) auprès du ménage ou confirmer avec le QG.</w:t>
+              <w:t>Le montant de la dernière facture d'électricité est de 500 FCFA Hebdomadaire qui semble incohérent, Prière de vérifier les questions 11.35a et 11.35b auprès du ménage ou confirmer.</w:t>
             </w:r>
           </w:p>
         </w:tc>
@@ -1400,10 +1400,10 @@
               <w:rPr>
                 <w:b/>
                 <w:i w:val="0"/>
-                <w:color w:val="DC2626"/>
+                <w:color w:val="EA580C"/>
                 <w:sz w:val="16"/>
               </w:rPr>
-              <w:t>Haute</w:t>
+              <w:t>Moyenne</w:t>
             </w:r>
           </w:p>
         </w:tc>
@@ -1418,7 +1418,7 @@
                 <w:i w:val="0"/>
                 <w:sz w:val="16"/>
               </w:rPr>
-              <w:t>S11</w:t>
+              <w:t>S00</w:t>
               <w:br/>
             </w:r>
             <w:r>
@@ -1428,7 +1428,7 @@
                 <w:color w:val="64748B"/>
                 <w:sz w:val="14"/>
               </w:rPr>
-              <w:t>Logement / cadre de vie</w:t>
+              <w:t>Identification</w:t>
             </w:r>
           </w:p>
         </w:tc>
@@ -1444,7 +1444,7 @@
                 <w:color w:val="16A34A"/>
                 <w:sz w:val="16"/>
               </w:rPr>
-              <w:t>s01q36, s01q38, s04q24, s02q13, s11q35a, s11q35b_code</w:t>
+              <w:t>—</w:t>
             </w:r>
           </w:p>
         </w:tc>
@@ -1475,7 +1475,7 @@
                 <w:i w:val="0"/>
                 <w:sz w:val="17"/>
               </w:rPr>
-              <w:t>Le montant de la dernière facture d'électricité est de 500 FCFA Hebdomadaire qui semble incohérent, Prière de vérifier les questions 11.35a et 11.35b auprès du ménage ou confirmer.</w:t>
+              <w:t>Il est obligatoire de prendre les coordonnées Gps avant d'administrer le questionnaire.</w:t>
             </w:r>
           </w:p>
         </w:tc>
@@ -1565,7 +1565,7 @@
                 <w:i w:val="0"/>
                 <w:sz w:val="17"/>
               </w:rPr>
-              <w:t>Il est obligatoire de prendre les coordonnées Gps avant d'administrer le questionnaire.</w:t>
+              <w:t>Prière de prendre les coordonnées GPS.</w:t>
             </w:r>
           </w:p>
         </w:tc>
@@ -1655,7 +1655,7 @@
                 <w:i w:val="0"/>
                 <w:sz w:val="17"/>
               </w:rPr>
-              <w:t>Prière de prendre les coordonnées GPS.</w:t>
+              <w:t>L'adresse ou la localisation du ménage doit être bien renseignée, ne doit pas contenir des numéros de téléphone et elle semble courte pour être une adresse.</w:t>
             </w:r>
           </w:p>
         </w:tc>
@@ -1714,7 +1714,7 @@
                 <w:color w:val="16A34A"/>
                 <w:sz w:val="16"/>
               </w:rPr>
-              <w:t>—</w:t>
+              <w:t>s00q12a, s00q12b</w:t>
             </w:r>
           </w:p>
         </w:tc>
@@ -1745,7 +1745,7 @@
                 <w:i w:val="0"/>
                 <w:sz w:val="17"/>
               </w:rPr>
-              <w:t>L'adresse ou la localisation du ménage doit être bien renseignée, ne doit pas contenir des numéros de téléphone et elle semble courte pour être une adresse.</w:t>
+              <w:t>Prière de renseigner la bonne adresse.Attention! Veillez bien renseigner le deuxième numero du chef de ménage(0.12b).</w:t>
             </w:r>
           </w:p>
         </w:tc>
@@ -1778,7 +1778,7 @@
                 <w:i w:val="0"/>
                 <w:sz w:val="16"/>
               </w:rPr>
-              <w:t>S00</w:t>
+              <w:t>S01</w:t>
               <w:br/>
             </w:r>
             <w:r>
@@ -1788,7 +1788,7 @@
                 <w:color w:val="64748B"/>
                 <w:sz w:val="14"/>
               </w:rPr>
-              <w:t>Identification</w:t>
+              <w:t>Démographie</w:t>
             </w:r>
           </w:p>
         </w:tc>
@@ -1804,7 +1804,7 @@
                 <w:color w:val="16A34A"/>
                 <w:sz w:val="16"/>
               </w:rPr>
-              <w:t>s00q12a, s00q12b</w:t>
+              <w:t>—</w:t>
             </w:r>
           </w:p>
         </w:tc>
@@ -1835,7 +1835,7 @@
                 <w:i w:val="0"/>
                 <w:sz w:val="17"/>
               </w:rPr>
-              <w:t>Prière de renseigner la bonne adresse.Attention! Veillez bien renseigner le deuxième numero du chef de ménage(0.12b).</w:t>
+              <w:t>Prière de verifier l'information donnée par BABACAR NDIAYE ou corriger au niveau de la section 1.</w:t>
             </w:r>
           </w:p>
         </w:tc>
@@ -1925,7 +1925,7 @@
                 <w:i w:val="0"/>
                 <w:sz w:val="17"/>
               </w:rPr>
-              <w:t>Prière de verifier l'information donnée par BABACAR NDIAYE ou corriger au niveau de la section 1.</w:t>
+              <w:t>Prière de verifier l'information donnée par TACKO BANGOURA ou corriger au niveau de la section 1.</w:t>
             </w:r>
           </w:p>
         </w:tc>
@@ -1984,7 +1984,7 @@
                 <w:color w:val="16A34A"/>
                 <w:sz w:val="16"/>
               </w:rPr>
-              <w:t>—</w:t>
+              <w:t>s01q10_1</w:t>
             </w:r>
           </w:p>
         </w:tc>
@@ -2015,277 +2015,7 @@
                 <w:i w:val="0"/>
                 <w:sz w:val="17"/>
               </w:rPr>
-              <w:t>Prière de verifier l'information donnée par TACKO BANGOURA ou corriger au niveau de la section 1.</w:t>
-            </w:r>
-          </w:p>
-        </w:tc>
-      </w:tr>
-      <w:tr>
-        <w:tc>
-          <w:tcPr>
-            <w:tcW w:type="dxa" w:w="964"/>
-          </w:tcPr>
-          <w:p>
-            <w:r>
-              <w:rPr>
-                <w:b/>
-                <w:i w:val="0"/>
-                <w:color w:val="EA580C"/>
-                <w:sz w:val="16"/>
-              </w:rPr>
-              <w:t>Moyenne</w:t>
-            </w:r>
-          </w:p>
-        </w:tc>
-        <w:tc>
-          <w:tcPr>
-            <w:tcW w:type="dxa" w:w="1247"/>
-          </w:tcPr>
-          <w:p>
-            <w:r>
-              <w:rPr>
-                <w:b/>
-                <w:i w:val="0"/>
-                <w:sz w:val="16"/>
-              </w:rPr>
-              <w:t>S01</w:t>
-              <w:br/>
-            </w:r>
-            <w:r>
-              <w:rPr>
-                <w:b w:val="0"/>
-                <w:i w:val="0"/>
-                <w:color w:val="64748B"/>
-                <w:sz w:val="14"/>
-              </w:rPr>
-              <w:t>Démographie</w:t>
-            </w:r>
-          </w:p>
-        </w:tc>
-        <w:tc>
-          <w:tcPr>
-            <w:tcW w:type="dxa" w:w="1531"/>
-          </w:tcPr>
-          <w:p>
-            <w:r>
-              <w:rPr>
-                <w:b/>
-                <w:i w:val="0"/>
-                <w:color w:val="16A34A"/>
-                <w:sz w:val="16"/>
-              </w:rPr>
-              <w:t>s01q10_1</w:t>
-            </w:r>
-          </w:p>
-        </w:tc>
-        <w:tc>
-          <w:tcPr>
-            <w:tcW w:type="dxa" w:w="1191"/>
-          </w:tcPr>
-          <w:p>
-            <w:r>
-              <w:rPr>
-                <w:b w:val="0"/>
-                <w:i w:val="0"/>
-                <w:color w:val="64748B"/>
-                <w:sz w:val="16"/>
-              </w:rPr>
-              <w:t>GT-CQ</w:t>
-            </w:r>
-          </w:p>
-        </w:tc>
-        <w:tc>
-          <w:tcPr>
-            <w:tcW w:type="dxa" w:w="4706"/>
-          </w:tcPr>
-          <w:p>
-            <w:r>
-              <w:rPr>
-                <w:b w:val="0"/>
-                <w:i w:val="0"/>
-                <w:sz w:val="17"/>
-              </w:rPr>
               <w:t>La taille du ménage lors de l'enquête principale (6) de ce ménage est inférieur à la taille du denombrement (11), prière de fournir des explications concrètes ou aller revisiter le ménage.</w:t>
-            </w:r>
-          </w:p>
-        </w:tc>
-      </w:tr>
-      <w:tr>
-        <w:tc>
-          <w:tcPr>
-            <w:tcW w:type="dxa" w:w="964"/>
-          </w:tcPr>
-          <w:p>
-            <w:r>
-              <w:rPr>
-                <w:b/>
-                <w:i w:val="0"/>
-                <w:color w:val="EA580C"/>
-                <w:sz w:val="16"/>
-              </w:rPr>
-              <w:t>Moyenne</w:t>
-            </w:r>
-          </w:p>
-        </w:tc>
-        <w:tc>
-          <w:tcPr>
-            <w:tcW w:type="dxa" w:w="1247"/>
-          </w:tcPr>
-          <w:p>
-            <w:r>
-              <w:rPr>
-                <w:b/>
-                <w:i w:val="0"/>
-                <w:sz w:val="16"/>
-              </w:rPr>
-              <w:t>S02</w:t>
-              <w:br/>
-            </w:r>
-            <w:r>
-              <w:rPr>
-                <w:b w:val="0"/>
-                <w:i w:val="0"/>
-                <w:color w:val="64748B"/>
-                <w:sz w:val="14"/>
-              </w:rPr>
-              <w:t>Éducation</w:t>
-            </w:r>
-          </w:p>
-        </w:tc>
-        <w:tc>
-          <w:tcPr>
-            <w:tcW w:type="dxa" w:w="1531"/>
-          </w:tcPr>
-          <w:p>
-            <w:r>
-              <w:rPr>
-                <w:b/>
-                <w:i w:val="0"/>
-                <w:color w:val="16A34A"/>
-                <w:sz w:val="16"/>
-              </w:rPr>
-              <w:t>—</w:t>
-            </w:r>
-          </w:p>
-        </w:tc>
-        <w:tc>
-          <w:tcPr>
-            <w:tcW w:type="dxa" w:w="1191"/>
-          </w:tcPr>
-          <w:p>
-            <w:r>
-              <w:rPr>
-                <w:b w:val="0"/>
-                <w:i w:val="0"/>
-                <w:color w:val="64748B"/>
-                <w:sz w:val="16"/>
-              </w:rPr>
-              <w:t>GT-CQ</w:t>
-            </w:r>
-          </w:p>
-        </w:tc>
-        <w:tc>
-          <w:tcPr>
-            <w:tcW w:type="dxa" w:w="4706"/>
-          </w:tcPr>
-          <w:p>
-            <w:r>
-              <w:rPr>
-                <w:b w:val="0"/>
-                <w:i w:val="0"/>
-                <w:sz w:val="17"/>
-              </w:rPr>
-              <w:t>veuillez, s'il vous plait, confirmer les frais de scolarité ( 5000 FCFA) payée de TACKO BANGOURA avec le QG ou apporter les corrections nécessaires.</w:t>
-            </w:r>
-          </w:p>
-        </w:tc>
-      </w:tr>
-      <w:tr>
-        <w:tc>
-          <w:tcPr>
-            <w:tcW w:type="dxa" w:w="964"/>
-          </w:tcPr>
-          <w:p>
-            <w:r>
-              <w:rPr>
-                <w:b/>
-                <w:i w:val="0"/>
-                <w:color w:val="EA580C"/>
-                <w:sz w:val="16"/>
-              </w:rPr>
-              <w:t>Moyenne</w:t>
-            </w:r>
-          </w:p>
-        </w:tc>
-        <w:tc>
-          <w:tcPr>
-            <w:tcW w:type="dxa" w:w="1247"/>
-          </w:tcPr>
-          <w:p>
-            <w:r>
-              <w:rPr>
-                <w:b/>
-                <w:i w:val="0"/>
-                <w:sz w:val="16"/>
-              </w:rPr>
-              <w:t>S02</w:t>
-              <w:br/>
-            </w:r>
-            <w:r>
-              <w:rPr>
-                <w:b w:val="0"/>
-                <w:i w:val="0"/>
-                <w:color w:val="64748B"/>
-                <w:sz w:val="14"/>
-              </w:rPr>
-              <w:t>Éducation</w:t>
-            </w:r>
-          </w:p>
-        </w:tc>
-        <w:tc>
-          <w:tcPr>
-            <w:tcW w:type="dxa" w:w="1531"/>
-          </w:tcPr>
-          <w:p>
-            <w:r>
-              <w:rPr>
-                <w:b/>
-                <w:i w:val="0"/>
-                <w:color w:val="16A34A"/>
-                <w:sz w:val="16"/>
-              </w:rPr>
-              <w:t>—</w:t>
-            </w:r>
-          </w:p>
-        </w:tc>
-        <w:tc>
-          <w:tcPr>
-            <w:tcW w:type="dxa" w:w="1191"/>
-          </w:tcPr>
-          <w:p>
-            <w:r>
-              <w:rPr>
-                <w:b w:val="0"/>
-                <w:i w:val="0"/>
-                <w:color w:val="64748B"/>
-                <w:sz w:val="16"/>
-              </w:rPr>
-              <w:t>GT-CQ</w:t>
-            </w:r>
-          </w:p>
-        </w:tc>
-        <w:tc>
-          <w:tcPr>
-            <w:tcW w:type="dxa" w:w="4706"/>
-          </w:tcPr>
-          <w:p>
-            <w:r>
-              <w:rPr>
-                <w:b w:val="0"/>
-                <w:i w:val="0"/>
-                <w:sz w:val="17"/>
-              </w:rPr>
-              <w:t>veuillez, s'il vous plait, confirmer les frais de scolarité ( 2000 FCFA) payée de BABACAR NDIAYE avec le QG ou apporter les corrections nécessaires.</w:t>
             </w:r>
           </w:p>
         </w:tc>
